--- a/tracked_scripts/u1/m4/warmup/Module 4 - Teacher Reviewed Script (comparison reference).docx
+++ b/tracked_scripts/u1/m4/warmup/Module 4 - Teacher Reviewed Script (comparison reference).docx
@@ -117,6 +117,48 @@
     </w:p>
     <w:p>
       <w:pPr>
+        <w:spacing w:before="120" w:after="40"/>
+      </w:pPr>
+      <w:r>
+        <w:rPr>
+          <w:rFonts w:ascii="Calibri" w:hAnsi="Calibri"/>
+          <w:b/>
+          <w:i w:val="0"/>
+        </w:rPr>
+        <w:t xml:space="preserve">Building From: </w:t>
+      </w:r>
+      <w:r>
+        <w:rPr>
+          <w:rFonts w:ascii="Calibri" w:hAnsi="Calibri"/>
+          <w:b w:val="0"/>
+          <w:i w:val="0"/>
+        </w:rPr>
+        <w:t>Students learned to create BOTH picture graphs AND bar graphs with scale of 5\. They understand skip-counting as the strategy for reading scaled graphs. They know that bars show the same data as symbols ("same data, different format"). They are comfortable with both vertical and horizontal orientations. M3 Synthesis told them: "Next time: scale of 10\. Each symbol will show even more\!"</w:t>
+      </w:r>
+    </w:p>
+    <w:p>
+      <w:pPr>
+        <w:spacing w:before="40" w:after="40"/>
+      </w:pPr>
+      <w:r>
+        <w:rPr>
+          <w:rFonts w:ascii="Calibri" w:hAnsi="Calibri"/>
+          <w:b/>
+          <w:i w:val="0"/>
+        </w:rPr>
+        <w:t xml:space="preserve">Building Toward: </w:t>
+      </w:r>
+      <w:r>
+        <w:rPr>
+          <w:rFonts w:ascii="Calibri" w:hAnsi="Calibri"/>
+          <w:b w:val="0"/>
+          <w:i w:val="0"/>
+        </w:rPr>
+        <w:t>Students will learn to CHOOSE the right scale for their data. M4 gives them a fourth scale in their toolkit (1, 2, 5, 10). M5's focus is strategic decision-making: "If data ranges from 5-47, which scale works best?" M4 does NOT include scale comparison or selection—students use scale of 10 exclusively. ---</w:t>
+      </w:r>
+    </w:p>
+    <w:p>
+      <w:pPr>
         <w:spacing w:before="160" w:after="0"/>
       </w:pPr>
     </w:p>
@@ -231,7 +273,7 @@
           <w:b/>
           <w:i w:val="0"/>
         </w:rPr>
-        <w:t xml:space="preserve">• Options:  </w:t>
+        <w:t xml:space="preserve">• Answer option (optional):  </w:t>
       </w:r>
       <w:r>
         <w:rPr>
@@ -241,7 +283,7 @@
           <w:color w:val="6E6E6E"/>
           <w:sz w:val="19"/>
         </w:rPr>
-        <w:t>The available answer choices</w:t>
+        <w:t>The available answer choice, nested under Prompt</w:t>
       </w:r>
     </w:p>
     <w:p>
@@ -382,9 +424,7 @@
         <w:rPr>
           <w:rFonts w:ascii="Calibri" w:hAnsi="Calibri"/>
           <w:b/>
-          <w:i/>
-          <w:color w:val="6E6E6E"/>
-          <w:sz w:val="19"/>
+          <w:i w:val="0"/>
         </w:rPr>
         <w:t xml:space="preserve">Visual: </w:t>
       </w:r>
@@ -392,9 +432,7 @@
         <w:rPr>
           <w:rFonts w:ascii="Calibri" w:hAnsi="Calibri"/>
           <w:b w:val="0"/>
-          <w:i/>
-          <w:color w:val="6E6E6E"/>
-          <w:sz w:val="19"/>
+          <w:i w:val="0"/>
         </w:rPr>
         <w:t>Animated Minis characters appear collecting items. Four categories visible: Red, Blue, Green, and Yellow Minis.</w:t>
       </w:r>
@@ -430,9 +468,7 @@
         <w:rPr>
           <w:rFonts w:ascii="Calibri" w:hAnsi="Calibri"/>
           <w:b/>
-          <w:i/>
-          <w:color w:val="6E6E6E"/>
-          <w:sz w:val="19"/>
+          <w:i w:val="0"/>
         </w:rPr>
         <w:t xml:space="preserve">Visual: </w:t>
       </w:r>
@@ -440,9 +476,7 @@
         <w:rPr>
           <w:rFonts w:ascii="Calibri" w:hAnsi="Calibri"/>
           <w:b w:val="0"/>
-          <w:i/>
-          <w:color w:val="6E6E6E"/>
-          <w:sz w:val="19"/>
+          <w:i w:val="0"/>
         </w:rPr>
         <w:t>Student counts items across categories. Results: Red Minis 20, Blue Minis 40, Green Minis 30, Yellow Minis 50. Values display as multiples of 10 with clear differences.</w:t>
       </w:r>
@@ -487,9 +521,7 @@
         <w:rPr>
           <w:rFonts w:ascii="Calibri" w:hAnsi="Calibri"/>
           <w:b/>
-          <w:i/>
-          <w:color w:val="6E6E6E"/>
-          <w:sz w:val="19"/>
+          <w:i w:val="0"/>
         </w:rPr>
         <w:t xml:space="preserve">Visual: </w:t>
       </w:r>
@@ -497,9 +529,7 @@
         <w:rPr>
           <w:rFonts w:ascii="Calibri" w:hAnsi="Calibri"/>
           <w:b w:val="0"/>
-          <w:i/>
-          <w:color w:val="6E6E6E"/>
-          <w:sz w:val="19"/>
+          <w:i w:val="0"/>
         </w:rPr>
         <w:t>Left vertical picture graph appears. Student's data shown with scale of 5. Key: each symbol = 5.</w:t>
       </w:r>
@@ -513,9 +543,7 @@
         <w:rPr>
           <w:rFonts w:ascii="Calibri" w:hAnsi="Calibri"/>
           <w:b/>
-          <w:i/>
-          <w:color w:val="6E6E6E"/>
-          <w:sz w:val="19"/>
+          <w:i w:val="0"/>
         </w:rPr>
         <w:t xml:space="preserve">Visual: </w:t>
       </w:r>
@@ -523,9 +551,7 @@
         <w:rPr>
           <w:rFonts w:ascii="Calibri" w:hAnsi="Calibri"/>
           <w:b w:val="0"/>
-          <w:i/>
-          <w:color w:val="6E6E6E"/>
-          <w:sz w:val="19"/>
+          <w:i w:val="0"/>
         </w:rPr>
         <w:t>Right vertical picture graph appears. Same data shown with scale of 10. Key: each symbol = 10.</w:t>
       </w:r>
@@ -626,7 +652,21 @@
     </w:p>
     <w:p>
       <w:pPr>
-        <w:spacing w:before="60" w:after="20"/>
+        <w:spacing w:before="80" w:after="40"/>
+        <w:ind w:left="0"/>
+      </w:pPr>
+      <w:r>
+        <w:rPr>
+          <w:rFonts w:ascii="Calibri" w:hAnsi="Calibri"/>
+          <w:b/>
+          <w:i w:val="0"/>
+        </w:rPr>
+        <w:t>Based on student response:</w:t>
+      </w:r>
+    </w:p>
+    <w:p>
+      <w:pPr>
+        <w:spacing w:before="40" w:after="20"/>
         <w:ind w:left="0"/>
       </w:pPr>
       <w:r>
@@ -656,9 +696,7 @@
         <w:rPr>
           <w:rFonts w:ascii="Calibri" w:hAnsi="Calibri"/>
           <w:b/>
-          <w:i/>
-          <w:color w:val="6E6E6E"/>
-          <w:sz w:val="19"/>
+          <w:i w:val="0"/>
         </w:rPr>
         <w:t xml:space="preserve">Visual: </w:t>
       </w:r>
@@ -666,9 +704,7 @@
         <w:rPr>
           <w:rFonts w:ascii="Calibri" w:hAnsi="Calibri"/>
           <w:b w:val="0"/>
-          <w:i/>
-          <w:color w:val="6E6E6E"/>
-          <w:sz w:val="19"/>
+          <w:i w:val="0"/>
         </w:rPr>
         <w:t>Right graph highlights to confirm selection.</w:t>
       </w:r>
@@ -697,8 +733,8 @@
     </w:p>
     <w:p>
       <w:pPr>
-        <w:spacing w:before="60" w:after="20"/>
-        <w:ind w:left="432"/>
+        <w:spacing w:before="40" w:after="20"/>
+        <w:ind w:left="0"/>
       </w:pPr>
       <w:r>
         <w:rPr>
@@ -721,15 +757,13 @@
     <w:p>
       <w:pPr>
         <w:spacing w:before="20" w:after="20"/>
-        <w:ind w:left="720"/>
+        <w:ind w:left="0"/>
       </w:pPr>
       <w:r>
         <w:rPr>
           <w:rFonts w:ascii="Calibri" w:hAnsi="Calibri"/>
           <w:b/>
-          <w:i/>
-          <w:color w:val="6E6E6E"/>
-          <w:sz w:val="19"/>
+          <w:i w:val="0"/>
         </w:rPr>
         <w:t xml:space="preserve">Visual: </w:t>
       </w:r>
@@ -737,9 +771,7 @@
         <w:rPr>
           <w:rFonts w:ascii="Calibri" w:hAnsi="Calibri"/>
           <w:b w:val="0"/>
-          <w:i/>
-          <w:color w:val="6E6E6E"/>
-          <w:sz w:val="19"/>
+          <w:i w:val="0"/>
         </w:rPr>
         <w:t>Left graph highlights.</w:t>
       </w:r>
@@ -747,15 +779,13 @@
     <w:p>
       <w:pPr>
         <w:spacing w:before="20" w:after="20"/>
-        <w:ind w:left="720"/>
+        <w:ind w:left="0"/>
       </w:pPr>
       <w:r>
         <w:rPr>
           <w:rFonts w:ascii="Calibri" w:hAnsi="Calibri"/>
           <w:b/>
-          <w:i/>
-          <w:color w:val="6E6E6E"/>
-          <w:sz w:val="19"/>
+          <w:i w:val="0"/>
         </w:rPr>
         <w:t xml:space="preserve">Visual: </w:t>
       </w:r>
@@ -763,9 +793,7 @@
         <w:rPr>
           <w:rFonts w:ascii="Calibri" w:hAnsi="Calibri"/>
           <w:b w:val="0"/>
-          <w:i/>
-          <w:color w:val="6E6E6E"/>
-          <w:sz w:val="19"/>
+          <w:i w:val="0"/>
         </w:rPr>
         <w:t>Right graph highlights.</w:t>
       </w:r>
@@ -773,7 +801,7 @@
     <w:p>
       <w:pPr>
         <w:spacing w:before="20" w:after="20"/>
-        <w:ind w:left="720"/>
+        <w:ind w:left="0"/>
       </w:pPr>
       <w:r>
         <w:rPr>
@@ -794,8 +822,8 @@
     </w:p>
     <w:p>
       <w:pPr>
-        <w:spacing w:before="60" w:after="20"/>
-        <w:ind w:left="432"/>
+        <w:spacing w:before="40" w:after="20"/>
+        <w:ind w:left="0"/>
       </w:pPr>
       <w:r>
         <w:rPr>
@@ -818,15 +846,13 @@
     <w:p>
       <w:pPr>
         <w:spacing w:before="20" w:after="20"/>
-        <w:ind w:left="720"/>
+        <w:ind w:left="0"/>
       </w:pPr>
       <w:r>
         <w:rPr>
           <w:rFonts w:ascii="Calibri" w:hAnsi="Calibri"/>
           <w:b/>
-          <w:i/>
-          <w:color w:val="6E6E6E"/>
-          <w:sz w:val="19"/>
+          <w:i w:val="0"/>
         </w:rPr>
         <w:t xml:space="preserve">Visual: </w:t>
       </w:r>
@@ -834,9 +860,7 @@
         <w:rPr>
           <w:rFonts w:ascii="Calibri" w:hAnsi="Calibri"/>
           <w:b w:val="0"/>
-          <w:i/>
-          <w:color w:val="6E6E6E"/>
-          <w:sz w:val="19"/>
+          <w:i w:val="0"/>
         </w:rPr>
         <w:t>Right graph highlights to show the answer.</w:t>
       </w:r>
@@ -844,7 +868,7 @@
     <w:p>
       <w:pPr>
         <w:spacing w:before="20" w:after="20"/>
-        <w:ind w:left="720"/>
+        <w:ind w:left="0"/>
       </w:pPr>
       <w:r>
         <w:rPr>
@@ -903,9 +927,7 @@
         <w:rPr>
           <w:rFonts w:ascii="Calibri" w:hAnsi="Calibri"/>
           <w:b/>
-          <w:i/>
-          <w:color w:val="6E6E6E"/>
-          <w:sz w:val="19"/>
+          <w:i w:val="0"/>
         </w:rPr>
         <w:t xml:space="preserve">Visual: </w:t>
       </w:r>
@@ -913,9 +935,7 @@
         <w:rPr>
           <w:rFonts w:ascii="Calibri" w:hAnsi="Calibri"/>
           <w:b w:val="0"/>
-          <w:i/>
-          <w:color w:val="6E6E6E"/>
-          <w:sz w:val="19"/>
+          <w:i w:val="0"/>
         </w:rPr>
         <w:t>Vertical picture graph appears on left side. Scale of 10. Red Items=2 symbols, Blue Items=3 symbols, Yellow Items=4 symbols, Green Items=5 symbols. Key: Each symbol = 10.</w:t>
       </w:r>
@@ -929,9 +949,7 @@
         <w:rPr>
           <w:rFonts w:ascii="Calibri" w:hAnsi="Calibri"/>
           <w:b/>
-          <w:i/>
-          <w:color w:val="6E6E6E"/>
-          <w:sz w:val="19"/>
+          <w:i w:val="0"/>
         </w:rPr>
         <w:t xml:space="preserve">Visual: </w:t>
       </w:r>
@@ -939,9 +957,7 @@
         <w:rPr>
           <w:rFonts w:ascii="Calibri" w:hAnsi="Calibri"/>
           <w:b w:val="0"/>
-          <w:i/>
-          <w:color w:val="6E6E6E"/>
-          <w:sz w:val="19"/>
+          <w:i w:val="0"/>
         </w:rPr>
         <w:t>Vertical bar graph appears on right side. Scale of 10. Axis shows 0, 10, 20, 30, 40, 50, 60. Red Items bar to 20, Blue Items bar to 30, Yellow Items bar to 40, Green Items bar to 50.</w:t>
       </w:r>
@@ -1058,7 +1074,21 @@
     </w:p>
     <w:p>
       <w:pPr>
-        <w:spacing w:before="60" w:after="20"/>
+        <w:spacing w:before="80" w:after="40"/>
+        <w:ind w:left="0"/>
+      </w:pPr>
+      <w:r>
+        <w:rPr>
+          <w:rFonts w:ascii="Calibri" w:hAnsi="Calibri"/>
+          <w:b/>
+          <w:i w:val="0"/>
+        </w:rPr>
+        <w:t>Based on student response:</w:t>
+      </w:r>
+    </w:p>
+    <w:p>
+      <w:pPr>
+        <w:spacing w:before="40" w:after="20"/>
         <w:ind w:left="0"/>
       </w:pPr>
       <w:r>
@@ -1088,9 +1118,7 @@
         <w:rPr>
           <w:rFonts w:ascii="Calibri" w:hAnsi="Calibri"/>
           <w:b/>
-          <w:i/>
-          <w:color w:val="6E6E6E"/>
-          <w:sz w:val="19"/>
+          <w:i w:val="0"/>
         </w:rPr>
         <w:t xml:space="preserve">Visual: </w:t>
       </w:r>
@@ -1098,9 +1126,7 @@
         <w:rPr>
           <w:rFonts w:ascii="Calibri" w:hAnsi="Calibri"/>
           <w:b w:val="0"/>
-          <w:i/>
-          <w:color w:val="6E6E6E"/>
-          <w:sz w:val="19"/>
+          <w:i w:val="0"/>
         </w:rPr>
         <w:t>Yellow Items category highlights on picture graph.</w:t>
       </w:r>
@@ -1114,9 +1140,7 @@
         <w:rPr>
           <w:rFonts w:ascii="Calibri" w:hAnsi="Calibri"/>
           <w:b/>
-          <w:i/>
-          <w:color w:val="6E6E6E"/>
-          <w:sz w:val="19"/>
+          <w:i w:val="0"/>
         </w:rPr>
         <w:t xml:space="preserve">Visual: </w:t>
       </w:r>
@@ -1124,9 +1148,7 @@
         <w:rPr>
           <w:rFonts w:ascii="Calibri" w:hAnsi="Calibri"/>
           <w:b w:val="0"/>
-          <w:i/>
-          <w:color w:val="6E6E6E"/>
-          <w:sz w:val="19"/>
+          <w:i w:val="0"/>
         </w:rPr>
         <w:t>Yellow Items bar highlights on bar graph.</w:t>
       </w:r>
@@ -1155,8 +1177,8 @@
     </w:p>
     <w:p>
       <w:pPr>
-        <w:spacing w:before="60" w:after="20"/>
-        <w:ind w:left="432"/>
+        <w:spacing w:before="40" w:after="20"/>
+        <w:ind w:left="0"/>
       </w:pPr>
       <w:r>
         <w:rPr>
@@ -1179,7 +1201,7 @@
     <w:p>
       <w:pPr>
         <w:spacing w:before="20" w:after="20"/>
-        <w:ind w:left="720"/>
+        <w:ind w:left="0"/>
       </w:pPr>
       <w:r>
         <w:rPr>
@@ -1200,8 +1222,8 @@
     </w:p>
     <w:p>
       <w:pPr>
-        <w:spacing w:before="60" w:after="20"/>
-        <w:ind w:left="432"/>
+        <w:spacing w:before="40" w:after="20"/>
+        <w:ind w:left="0"/>
       </w:pPr>
       <w:r>
         <w:rPr>
@@ -1224,15 +1246,13 @@
     <w:p>
       <w:pPr>
         <w:spacing w:before="20" w:after="20"/>
-        <w:ind w:left="720"/>
+        <w:ind w:left="0"/>
       </w:pPr>
       <w:r>
         <w:rPr>
           <w:rFonts w:ascii="Calibri" w:hAnsi="Calibri"/>
           <w:b/>
-          <w:i/>
-          <w:color w:val="6E6E6E"/>
-          <w:sz w:val="19"/>
+          <w:i w:val="0"/>
         </w:rPr>
         <w:t xml:space="preserve">Visual: </w:t>
       </w:r>
@@ -1240,9 +1260,7 @@
         <w:rPr>
           <w:rFonts w:ascii="Calibri" w:hAnsi="Calibri"/>
           <w:b w:val="0"/>
-          <w:i/>
-          <w:color w:val="6E6E6E"/>
-          <w:sz w:val="19"/>
+          <w:i w:val="0"/>
         </w:rPr>
         <w:t>Yellow Items category highlights on picture graph.</w:t>
       </w:r>
@@ -1250,15 +1268,13 @@
     <w:p>
       <w:pPr>
         <w:spacing w:before="20" w:after="20"/>
-        <w:ind w:left="720"/>
+        <w:ind w:left="0"/>
       </w:pPr>
       <w:r>
         <w:rPr>
           <w:rFonts w:ascii="Calibri" w:hAnsi="Calibri"/>
           <w:b/>
-          <w:i/>
-          <w:color w:val="6E6E6E"/>
-          <w:sz w:val="19"/>
+          <w:i w:val="0"/>
         </w:rPr>
         <w:t xml:space="preserve">Visual: </w:t>
       </w:r>
@@ -1266,9 +1282,7 @@
         <w:rPr>
           <w:rFonts w:ascii="Calibri" w:hAnsi="Calibri"/>
           <w:b w:val="0"/>
-          <w:i/>
-          <w:color w:val="6E6E6E"/>
-          <w:sz w:val="19"/>
+          <w:i w:val="0"/>
         </w:rPr>
         <w:t>Yellow Items bar highlights on bar graph.</w:t>
       </w:r>
@@ -1276,7 +1290,7 @@
     <w:p>
       <w:pPr>
         <w:spacing w:before="20" w:after="20"/>
-        <w:ind w:left="720"/>
+        <w:ind w:left="0"/>
       </w:pPr>
       <w:r>
         <w:rPr>
@@ -1297,8 +1311,8 @@
     </w:p>
     <w:p>
       <w:pPr>
-        <w:spacing w:before="60" w:after="20"/>
-        <w:ind w:left="432"/>
+        <w:spacing w:before="40" w:after="20"/>
+        <w:ind w:left="0"/>
       </w:pPr>
       <w:r>
         <w:rPr>
@@ -1321,15 +1335,13 @@
     <w:p>
       <w:pPr>
         <w:spacing w:before="20" w:after="20"/>
-        <w:ind w:left="720"/>
+        <w:ind w:left="0"/>
       </w:pPr>
       <w:r>
         <w:rPr>
           <w:rFonts w:ascii="Calibri" w:hAnsi="Calibri"/>
           <w:b/>
-          <w:i/>
-          <w:color w:val="6E6E6E"/>
-          <w:sz w:val="19"/>
+          <w:i w:val="0"/>
         </w:rPr>
         <w:t xml:space="preserve">Visual: </w:t>
       </w:r>
@@ -1337,9 +1349,7 @@
         <w:rPr>
           <w:rFonts w:ascii="Calibri" w:hAnsi="Calibri"/>
           <w:b w:val="0"/>
-          <w:i/>
-          <w:color w:val="6E6E6E"/>
-          <w:sz w:val="19"/>
+          <w:i w:val="0"/>
         </w:rPr>
         <w:t>Yellow Items category highlights on picture graph with confirmed animation.</w:t>
       </w:r>
@@ -1347,15 +1357,13 @@
     <w:p>
       <w:pPr>
         <w:spacing w:before="20" w:after="20"/>
-        <w:ind w:left="720"/>
+        <w:ind w:left="0"/>
       </w:pPr>
       <w:r>
         <w:rPr>
           <w:rFonts w:ascii="Calibri" w:hAnsi="Calibri"/>
           <w:b/>
-          <w:i/>
-          <w:color w:val="6E6E6E"/>
-          <w:sz w:val="19"/>
+          <w:i w:val="0"/>
         </w:rPr>
         <w:t xml:space="preserve">Visual: </w:t>
       </w:r>
@@ -1363,9 +1371,7 @@
         <w:rPr>
           <w:rFonts w:ascii="Calibri" w:hAnsi="Calibri"/>
           <w:b w:val="0"/>
-          <w:i/>
-          <w:color w:val="6E6E6E"/>
-          <w:sz w:val="19"/>
+          <w:i w:val="0"/>
         </w:rPr>
         <w:t>Yellow Items bar highlights on bar graph with confirmed animation.</w:t>
       </w:r>
@@ -1373,7 +1379,7 @@
     <w:p>
       <w:pPr>
         <w:spacing w:before="20" w:after="20"/>
-        <w:ind w:left="720"/>
+        <w:ind w:left="0"/>
       </w:pPr>
       <w:r>
         <w:rPr>
@@ -1410,9 +1416,7 @@
         <w:rPr>
           <w:rFonts w:ascii="Calibri" w:hAnsi="Calibri"/>
           <w:b/>
-          <w:i/>
-          <w:color w:val="6E6E6E"/>
-          <w:sz w:val="19"/>
+          <w:i w:val="0"/>
         </w:rPr>
         <w:t xml:space="preserve">Visual: </w:t>
       </w:r>
@@ -1420,9 +1424,7 @@
         <w:rPr>
           <w:rFonts w:ascii="Calibri" w:hAnsi="Calibri"/>
           <w:b w:val="0"/>
-          <w:i/>
-          <w:color w:val="6E6E6E"/>
-          <w:sz w:val="19"/>
+          <w:i w:val="0"/>
         </w:rPr>
         <w:t>Vertical bar graph appears. Favorite Colors data with scale of 10. Red=30, Blue=50, Yellow=60, Green=40.</w:t>
       </w:r>
